--- a/downloads/Specific Sample 1 - SentinelMind (DCSA).docx
+++ b/downloads/Specific Sample 1 - SentinelMind (DCSA).docx
@@ -2013,7 +2013,7 @@
         <w:t xml:space="preserve"> </w:t>
       </w:r>
       <w:r>
-        <w:t xml:space="preserve">Axiom Sentinel holds a TS facility clearance and can handle classified data up to the Top Secret level. All staff assigned to this effort will hold active TS or TS/SCI clearances prior to beginning work at the pilot sites.</w:t>
+        <w:t xml:space="preserve">Axiom Sentinel holds a TS facility clearance and can handle classified data up to the Top Secret level. All staff assigned to this effort will hold active TS or TS/SCI clearances before beginning work at the pilot sites.</w:t>
       </w:r>
     </w:p>
     <w:p>
